--- a/Coding 2 - year/Unit 2 - Object-Oriented Programming/Daily Lesson Plans/Word/Day 12.docx
+++ b/Coding 2 - year/Unit 2 - Object-Oriented Programming/Daily Lesson Plans/Word/Day 12.docx
@@ -50,12 +50,15 @@
               </w:rPr>
               <w:t xml:space="preserve">Coding II — Full Year</w:t>
             </w:r>
-          </w:p>
-          <w:p>
-            <w:pPr>
-              <w:spacing w:before="40"/>
-              <w:jc w:val="center"/>
-            </w:pPr>
+            <w:r>
+              <w:rPr>
+                <w:rFonts w:ascii="Arial" w:cs="Arial" w:eastAsia="Arial" w:hAnsi="Arial"/>
+                <w:sz w:val="16"/>
+                <w:szCs w:val="16"/>
+              </w:rPr>
+              <w:br/>
+              <w:t xml:space="preserve"/>
+            </w:r>
             <w:r>
               <w:rPr>
                 <w:rFonts w:ascii="Arial" w:cs="Arial" w:eastAsia="Arial" w:hAnsi="Arial"/>
@@ -83,7 +86,7 @@
           <w:rFonts w:ascii="Arial" w:cs="Arial" w:eastAsia="Arial" w:hAnsi="Arial"/>
           <w:b/>
           <w:bCs/>
-          <w:color w:val="0D3B1F"/>
+          <w:color w:val="1B7A4A"/>
           <w:sz w:val="32"/>
           <w:szCs w:val="32"/>
         </w:rPr>
@@ -261,9 +264,9 @@
               <w:right w:val="single" w:color="CCCCCC" w:sz="1"/>
             </w:tcBorders>
             <w:tcMar>
-              <w:top w:type="dxa" w:w="60"/>
+              <w:top w:type="dxa" w:w="80"/>
               <w:left w:type="dxa" w:w="120"/>
-              <w:bottom w:type="dxa" w:w="60"/>
+              <w:bottom w:type="dxa" w:w="80"/>
               <w:right w:type="dxa" w:w="120"/>
             </w:tcMar>
           </w:tcPr>
@@ -290,20 +293,213 @@
               <w:right w:val="single" w:color="CCCCCC" w:sz="1"/>
             </w:tcBorders>
             <w:tcMar>
-              <w:top w:type="dxa" w:w="60"/>
+              <w:top w:type="dxa" w:w="80"/>
               <w:left w:type="dxa" w:w="120"/>
-              <w:bottom w:type="dxa" w:w="60"/>
+              <w:bottom w:type="dxa" w:w="80"/>
               <w:right w:type="dxa" w:w="120"/>
             </w:tcMar>
           </w:tcPr>
           <w:p>
-            <w:r>
-              <w:rPr>
-                <w:rFonts w:ascii="Arial" w:cs="Arial" w:eastAsia="Arial" w:hAnsi="Arial"/>
-                <w:sz w:val="20"/>
-                <w:szCs w:val="20"/>
+            <w:pPr>
+              <w:spacing w:after="80" w:before="80"/>
+            </w:pPr>
+            <w:r>
+              <w:rPr>
+                <w:rFonts w:ascii="Arial" w:cs="Arial" w:eastAsia="Arial" w:hAnsi="Arial"/>
+                <w:b/>
+                <w:bCs/>
+                <w:i w:val="false"/>
+                <w:iCs w:val="false"/>
+                <w:color w:val="000000"/>
+                <w:sz w:val="22"/>
+                <w:szCs w:val="22"/>
               </w:rPr>
               <w:t xml:space="preserve">Bell Ringer / Review</w:t>
+            </w:r>
+            <w:r>
+              <w:rPr>
+                <w:rFonts w:ascii="Arial" w:cs="Arial" w:eastAsia="Arial" w:hAnsi="Arial"/>
+                <w:sz w:val="20"/>
+                <w:szCs w:val="20"/>
+              </w:rPr>
+              <w:br/>
+              <w:t xml:space="preserve"/>
+            </w:r>
+            <w:r>
+              <w:rPr>
+                <w:rFonts w:ascii="Arial" w:cs="Arial" w:eastAsia="Arial" w:hAnsi="Arial"/>
+                <w:sz w:val="20"/>
+                <w:szCs w:val="20"/>
+              </w:rPr>
+              <w:br/>
+              <w:t xml:space="preserve"/>
+            </w:r>
+            <w:r>
+              <w:rPr>
+                <w:rFonts w:ascii="Arial" w:cs="Arial" w:eastAsia="Arial" w:hAnsi="Arial"/>
+                <w:b/>
+                <w:bCs/>
+                <w:i w:val="false"/>
+                <w:iCs w:val="false"/>
+                <w:color w:val="000000"/>
+                <w:sz w:val="20"/>
+                <w:szCs w:val="20"/>
+              </w:rPr>
+              <w:t xml:space="preserve">Quick Write </w:t>
+            </w:r>
+            <w:r>
+              <w:rPr>
+                <w:rFonts w:ascii="Arial" w:cs="Arial" w:eastAsia="Arial" w:hAnsi="Arial"/>
+                <w:b w:val="false"/>
+                <w:bCs w:val="false"/>
+                <w:i w:val="false"/>
+                <w:iCs w:val="false"/>
+                <w:color w:val="000000"/>
+                <w:sz w:val="20"/>
+                <w:szCs w:val="20"/>
+              </w:rPr>
+              <w:t xml:space="preserve">(3 min — written or verbal):</w:t>
+            </w:r>
+            <w:r>
+              <w:rPr>
+                <w:rFonts w:ascii="Arial" w:cs="Arial" w:eastAsia="Arial" w:hAnsi="Arial"/>
+                <w:sz w:val="20"/>
+                <w:szCs w:val="20"/>
+              </w:rPr>
+              <w:br/>
+              <w:t xml:space="preserve"/>
+            </w:r>
+            <w:r>
+              <w:rPr>
+                <w:rFonts w:ascii="Arial" w:cs="Arial" w:eastAsia="Arial" w:hAnsi="Arial"/>
+                <w:b w:val="false"/>
+                <w:bCs w:val="false"/>
+                <w:i w:val="false"/>
+                <w:iCs w:val="false"/>
+                <w:color w:val="000000"/>
+                <w:sz w:val="20"/>
+                <w:szCs w:val="20"/>
+              </w:rPr>
+              <w:t xml:space="preserve">    In your own words: Override parent methods in child classes to provide specialized behavior?</w:t>
+            </w:r>
+            <w:r>
+              <w:rPr>
+                <w:rFonts w:ascii="Arial" w:cs="Arial" w:eastAsia="Arial" w:hAnsi="Arial"/>
+                <w:sz w:val="20"/>
+                <w:szCs w:val="20"/>
+              </w:rPr>
+              <w:br/>
+              <w:t xml:space="preserve"/>
+            </w:r>
+            <w:r>
+              <w:rPr>
+                <w:rFonts w:ascii="Arial" w:cs="Arial" w:eastAsia="Arial" w:hAnsi="Arial"/>
+                <w:sz w:val="20"/>
+                <w:szCs w:val="20"/>
+              </w:rPr>
+              <w:br/>
+              <w:t xml:space="preserve"/>
+            </w:r>
+            <w:r>
+              <w:rPr>
+                <w:rFonts w:ascii="Arial" w:cs="Arial" w:eastAsia="Arial" w:hAnsi="Arial"/>
+                <w:b/>
+                <w:bCs/>
+                <w:i w:val="false"/>
+                <w:iCs w:val="false"/>
+                <w:color w:val="000000"/>
+                <w:sz w:val="20"/>
+                <w:szCs w:val="20"/>
+              </w:rPr>
+              <w:t xml:space="preserve">Vocabulary Preview — </w:t>
+            </w:r>
+            <w:r>
+              <w:rPr>
+                <w:rFonts w:ascii="Arial" w:cs="Arial" w:eastAsia="Arial" w:hAnsi="Arial"/>
+                <w:b w:val="false"/>
+                <w:bCs w:val="false"/>
+                <w:i w:val="false"/>
+                <w:iCs w:val="false"/>
+                <w:color w:val="000000"/>
+                <w:sz w:val="20"/>
+                <w:szCs w:val="20"/>
+              </w:rPr>
+              <w:t xml:space="preserve">terms we'll use today:</w:t>
+            </w:r>
+            <w:r>
+              <w:rPr>
+                <w:rFonts w:ascii="Arial" w:cs="Arial" w:eastAsia="Arial" w:hAnsi="Arial"/>
+                <w:sz w:val="20"/>
+                <w:szCs w:val="20"/>
+              </w:rPr>
+              <w:br/>
+              <w:t xml:space="preserve"/>
+            </w:r>
+            <w:r>
+              <w:rPr>
+                <w:rFonts w:ascii="Arial" w:cs="Arial" w:eastAsia="Arial" w:hAnsi="Arial"/>
+                <w:b w:val="false"/>
+                <w:bCs w:val="false"/>
+                <w:i w:val="false"/>
+                <w:iCs w:val="false"/>
+                <w:color w:val="000000"/>
+                <w:sz w:val="20"/>
+                <w:szCs w:val="20"/>
+              </w:rPr>
+              <w:t xml:space="preserve">    • Method Overriding   •   Polymorphism in Action   •   @override Convention   •   Signature Compatibility</w:t>
+            </w:r>
+            <w:r>
+              <w:rPr>
+                <w:rFonts w:ascii="Arial" w:cs="Arial" w:eastAsia="Arial" w:hAnsi="Arial"/>
+                <w:sz w:val="20"/>
+                <w:szCs w:val="20"/>
+              </w:rPr>
+              <w:br/>
+              <w:t xml:space="preserve"/>
+            </w:r>
+            <w:r>
+              <w:rPr>
+                <w:rFonts w:ascii="Arial" w:cs="Arial" w:eastAsia="Arial" w:hAnsi="Arial"/>
+                <w:sz w:val="20"/>
+                <w:szCs w:val="20"/>
+              </w:rPr>
+              <w:br/>
+              <w:t xml:space="preserve"/>
+            </w:r>
+            <w:r>
+              <w:rPr>
+                <w:rFonts w:ascii="Arial" w:cs="Arial" w:eastAsia="Arial" w:hAnsi="Arial"/>
+                <w:b w:val="false"/>
+                <w:bCs w:val="false"/>
+                <w:i/>
+                <w:iCs/>
+                <w:color w:val="444444"/>
+                <w:sz w:val="20"/>
+                <w:szCs w:val="20"/>
+              </w:rPr>
+              <w:t xml:space="preserve">Today's Goal: By the end of class you will be able to override parent methods in child classes to provide specialized behavior.</w:t>
+            </w:r>
+            <w:r>
+              <w:rPr>
+                <w:rFonts w:ascii="Arial" w:cs="Arial" w:eastAsia="Arial" w:hAnsi="Arial"/>
+                <w:sz w:val="20"/>
+                <w:szCs w:val="20"/>
+              </w:rPr>
+              <w:br/>
+              <w:t xml:space="preserve"/>
+            </w:r>
+            <w:r>
+              <w:rPr>
+                <w:rFonts w:ascii="Arial" w:cs="Arial" w:eastAsia="Arial" w:hAnsi="Arial"/>
+                <w:b w:val="false"/>
+                <w:bCs w:val="false"/>
+                <w:i/>
+                <w:iCs/>
+                <w:color w:val="555555"/>
+                <w:sz w:val="20"/>
+                <w:szCs w:val="20"/>
+              </w:rPr>
+              <w:t xml:space="preserve">→ Pair-share your response, then 2–3 students share with the class.</w:t>
             </w:r>
           </w:p>
         </w:tc>
@@ -319,9 +515,9 @@
               <w:right w:val="single" w:color="CCCCCC" w:sz="1"/>
             </w:tcBorders>
             <w:tcMar>
-              <w:top w:type="dxa" w:w="60"/>
+              <w:top w:type="dxa" w:w="80"/>
               <w:left w:type="dxa" w:w="120"/>
-              <w:bottom w:type="dxa" w:w="60"/>
+              <w:bottom w:type="dxa" w:w="80"/>
               <w:right w:type="dxa" w:w="120"/>
             </w:tcMar>
           </w:tcPr>
@@ -348,20 +544,261 @@
               <w:right w:val="single" w:color="CCCCCC" w:sz="1"/>
             </w:tcBorders>
             <w:tcMar>
-              <w:top w:type="dxa" w:w="60"/>
+              <w:top w:type="dxa" w:w="80"/>
               <w:left w:type="dxa" w:w="120"/>
-              <w:bottom w:type="dxa" w:w="60"/>
+              <w:bottom w:type="dxa" w:w="80"/>
               <w:right w:type="dxa" w:w="120"/>
             </w:tcMar>
           </w:tcPr>
           <w:p>
-            <w:r>
-              <w:rPr>
-                <w:rFonts w:ascii="Arial" w:cs="Arial" w:eastAsia="Arial" w:hAnsi="Arial"/>
-                <w:sz w:val="20"/>
-                <w:szCs w:val="20"/>
-              </w:rPr>
-              <w:t xml:space="preserve">Mini Lesson: Method Overriding</w:t>
+            <w:pPr>
+              <w:spacing w:after="80" w:before="80"/>
+            </w:pPr>
+            <w:r>
+              <w:rPr>
+                <w:rFonts w:ascii="Arial" w:cs="Arial" w:eastAsia="Arial" w:hAnsi="Arial"/>
+                <w:b/>
+                <w:bCs/>
+                <w:i w:val="false"/>
+                <w:iCs w:val="false"/>
+                <w:color w:val="000000"/>
+                <w:sz w:val="22"/>
+                <w:szCs w:val="22"/>
+              </w:rPr>
+              <w:t xml:space="preserve">Mini Lesson: </w:t>
+            </w:r>
+            <w:r>
+              <w:rPr>
+                <w:rFonts w:ascii="Arial" w:cs="Arial" w:eastAsia="Arial" w:hAnsi="Arial"/>
+                <w:b w:val="false"/>
+                <w:bCs w:val="false"/>
+                <w:i w:val="false"/>
+                <w:iCs w:val="false"/>
+                <w:color w:val="000000"/>
+                <w:sz w:val="22"/>
+                <w:szCs w:val="22"/>
+              </w:rPr>
+              <w:t xml:space="preserve">Method Overriding</w:t>
+            </w:r>
+            <w:r>
+              <w:rPr>
+                <w:rFonts w:ascii="Arial" w:cs="Arial" w:eastAsia="Arial" w:hAnsi="Arial"/>
+                <w:sz w:val="20"/>
+                <w:szCs w:val="20"/>
+              </w:rPr>
+              <w:br/>
+              <w:t xml:space="preserve"/>
+            </w:r>
+            <w:r>
+              <w:rPr>
+                <w:rFonts w:ascii="Arial" w:cs="Arial" w:eastAsia="Arial" w:hAnsi="Arial"/>
+                <w:sz w:val="20"/>
+                <w:szCs w:val="20"/>
+              </w:rPr>
+              <w:br/>
+              <w:t xml:space="preserve"/>
+            </w:r>
+            <w:r>
+              <w:rPr>
+                <w:rFonts w:ascii="Arial" w:cs="Arial" w:eastAsia="Arial" w:hAnsi="Arial"/>
+                <w:b/>
+                <w:bCs/>
+                <w:i/>
+                <w:iCs/>
+                <w:color w:val="000000"/>
+                <w:sz w:val="20"/>
+                <w:szCs w:val="20"/>
+              </w:rPr>
+              <w:t xml:space="preserve">Learning Target: </w:t>
+            </w:r>
+            <w:r>
+              <w:rPr>
+                <w:rFonts w:ascii="Arial" w:cs="Arial" w:eastAsia="Arial" w:hAnsi="Arial"/>
+                <w:b w:val="false"/>
+                <w:bCs w:val="false"/>
+                <w:i/>
+                <w:iCs/>
+                <w:color w:val="333333"/>
+                <w:sz w:val="20"/>
+                <w:szCs w:val="20"/>
+              </w:rPr>
+              <w:t xml:space="preserve">I can override parent methods in child classes to provide specialized behavior.</w:t>
+            </w:r>
+            <w:r>
+              <w:rPr>
+                <w:rFonts w:ascii="Arial" w:cs="Arial" w:eastAsia="Arial" w:hAnsi="Arial"/>
+                <w:sz w:val="20"/>
+                <w:szCs w:val="20"/>
+              </w:rPr>
+              <w:br/>
+              <w:t xml:space="preserve"/>
+            </w:r>
+            <w:r>
+              <w:rPr>
+                <w:rFonts w:ascii="Arial" w:cs="Arial" w:eastAsia="Arial" w:hAnsi="Arial"/>
+                <w:sz w:val="20"/>
+                <w:szCs w:val="20"/>
+              </w:rPr>
+              <w:br/>
+              <w:t xml:space="preserve"/>
+            </w:r>
+            <w:r>
+              <w:rPr>
+                <w:rFonts w:ascii="Arial" w:cs="Arial" w:eastAsia="Arial" w:hAnsi="Arial"/>
+                <w:b w:val="false"/>
+                <w:bCs w:val="false"/>
+                <w:i w:val="false"/>
+                <w:iCs w:val="false"/>
+                <w:color w:val="000000"/>
+                <w:sz w:val="20"/>
+                <w:szCs w:val="20"/>
+              </w:rPr>
+              <w:t xml:space="preserve">Method Overriding: Defining a method in a child class that has the same name as a method in the parent class, replacing the parent's implementation.</w:t>
+            </w:r>
+            <w:r>
+              <w:rPr>
+                <w:rFonts w:ascii="Arial" w:cs="Arial" w:eastAsia="Arial" w:hAnsi="Arial"/>
+                <w:sz w:val="20"/>
+                <w:szCs w:val="20"/>
+              </w:rPr>
+              <w:br/>
+              <w:t xml:space="preserve"/>
+            </w:r>
+            <w:r>
+              <w:rPr>
+                <w:rFonts w:ascii="Arial" w:cs="Arial" w:eastAsia="Arial" w:hAnsi="Arial"/>
+                <w:b w:val="false"/>
+                <w:bCs w:val="false"/>
+                <w:i w:val="false"/>
+                <w:iCs w:val="false"/>
+                <w:color w:val="000000"/>
+                <w:sz w:val="20"/>
+                <w:szCs w:val="20"/>
+              </w:rPr>
+              <w:t xml:space="preserve">Polymorphism in Action: Using the same method name on different objects, where each object responds according to its class.</w:t>
+            </w:r>
+            <w:r>
+              <w:rPr>
+                <w:rFonts w:ascii="Arial" w:cs="Arial" w:eastAsia="Arial" w:hAnsi="Arial"/>
+                <w:sz w:val="20"/>
+                <w:szCs w:val="20"/>
+              </w:rPr>
+              <w:br/>
+              <w:t xml:space="preserve"/>
+            </w:r>
+            <w:r>
+              <w:rPr>
+                <w:rFonts w:ascii="Arial" w:cs="Arial" w:eastAsia="Arial" w:hAnsi="Arial"/>
+                <w:sz w:val="20"/>
+                <w:szCs w:val="20"/>
+              </w:rPr>
+              <w:br/>
+              <w:t xml:space="preserve"/>
+            </w:r>
+            <w:r>
+              <w:rPr>
+                <w:rFonts w:ascii="Arial" w:cs="Arial" w:eastAsia="Arial" w:hAnsi="Arial"/>
+                <w:b/>
+                <w:bCs/>
+                <w:i w:val="false"/>
+                <w:iCs w:val="false"/>
+                <w:color w:val="000000"/>
+                <w:sz w:val="20"/>
+                <w:szCs w:val="20"/>
+              </w:rPr>
+              <w:t xml:space="preserve">Vocabulary: </w:t>
+            </w:r>
+            <w:r>
+              <w:rPr>
+                <w:rFonts w:ascii="Arial" w:cs="Arial" w:eastAsia="Arial" w:hAnsi="Arial"/>
+                <w:b w:val="false"/>
+                <w:bCs w:val="false"/>
+                <w:i w:val="false"/>
+                <w:iCs w:val="false"/>
+                <w:color w:val="000000"/>
+                <w:sz w:val="20"/>
+                <w:szCs w:val="20"/>
+              </w:rPr>
+              <w:t xml:space="preserve">Method Overriding, Polymorphism in Action, @override Convention, Signature Compatibility</w:t>
+            </w:r>
+            <w:r>
+              <w:rPr>
+                <w:rFonts w:ascii="Arial" w:cs="Arial" w:eastAsia="Arial" w:hAnsi="Arial"/>
+                <w:sz w:val="20"/>
+                <w:szCs w:val="20"/>
+              </w:rPr>
+              <w:br/>
+              <w:t xml:space="preserve"/>
+            </w:r>
+            <w:r>
+              <w:rPr>
+                <w:rFonts w:ascii="Arial" w:cs="Arial" w:eastAsia="Arial" w:hAnsi="Arial"/>
+                <w:sz w:val="20"/>
+                <w:szCs w:val="20"/>
+              </w:rPr>
+              <w:br/>
+              <w:t xml:space="preserve"/>
+            </w:r>
+            <w:r>
+              <w:rPr>
+                <w:rFonts w:ascii="Arial" w:cs="Arial" w:eastAsia="Arial" w:hAnsi="Arial"/>
+                <w:b/>
+                <w:bCs/>
+                <w:i/>
+                <w:iCs/>
+                <w:color w:val="555555"/>
+                <w:sz w:val="20"/>
+                <w:szCs w:val="20"/>
+              </w:rPr>
+              <w:t xml:space="preserve">→ Live Demo — </w:t>
+            </w:r>
+            <w:r>
+              <w:rPr>
+                <w:rFonts w:ascii="Arial" w:cs="Arial" w:eastAsia="Arial" w:hAnsi="Arial"/>
+                <w:b w:val="false"/>
+                <w:bCs w:val="false"/>
+                <w:i/>
+                <w:iCs/>
+                <w:color w:val="555555"/>
+                <w:sz w:val="20"/>
+                <w:szCs w:val="20"/>
+              </w:rPr>
+              <w:t xml:space="preserve">type examples as students follow along in their own editor.</w:t>
+            </w:r>
+            <w:r>
+              <w:rPr>
+                <w:rFonts w:ascii="Arial" w:cs="Arial" w:eastAsia="Arial" w:hAnsi="Arial"/>
+                <w:sz w:val="20"/>
+                <w:szCs w:val="20"/>
+              </w:rPr>
+              <w:br/>
+              <w:t xml:space="preserve"/>
+            </w:r>
+            <w:r>
+              <w:rPr>
+                <w:rFonts w:ascii="Arial" w:cs="Arial" w:eastAsia="Arial" w:hAnsi="Arial"/>
+                <w:b/>
+                <w:bCs/>
+                <w:i/>
+                <w:iCs/>
+                <w:color w:val="555555"/>
+                <w:sz w:val="20"/>
+                <w:szCs w:val="20"/>
+              </w:rPr>
+              <w:t xml:space="preserve">→ Check for Understanding: </w:t>
+            </w:r>
+            <w:r>
+              <w:rPr>
+                <w:rFonts w:ascii="Arial" w:cs="Arial" w:eastAsia="Arial" w:hAnsi="Arial"/>
+                <w:b w:val="false"/>
+                <w:bCs w:val="false"/>
+                <w:i/>
+                <w:iCs/>
+                <w:color w:val="555555"/>
+                <w:sz w:val="20"/>
+                <w:szCs w:val="20"/>
+              </w:rPr>
+              <w:t xml:space="preserve">pause and cold-call: “Can someone explain what we just did in their own words?”</w:t>
             </w:r>
           </w:p>
         </w:tc>
@@ -377,9 +814,9 @@
               <w:right w:val="single" w:color="CCCCCC" w:sz="1"/>
             </w:tcBorders>
             <w:tcMar>
-              <w:top w:type="dxa" w:w="60"/>
+              <w:top w:type="dxa" w:w="80"/>
               <w:left w:type="dxa" w:w="120"/>
-              <w:bottom w:type="dxa" w:w="60"/>
+              <w:bottom w:type="dxa" w:w="80"/>
               <w:right w:type="dxa" w:w="120"/>
             </w:tcMar>
           </w:tcPr>
@@ -406,20 +843,90 @@
               <w:right w:val="single" w:color="CCCCCC" w:sz="1"/>
             </w:tcBorders>
             <w:tcMar>
-              <w:top w:type="dxa" w:w="60"/>
+              <w:top w:type="dxa" w:w="80"/>
               <w:left w:type="dxa" w:w="120"/>
-              <w:bottom w:type="dxa" w:w="60"/>
+              <w:bottom w:type="dxa" w:w="80"/>
               <w:right w:type="dxa" w:w="120"/>
             </w:tcMar>
           </w:tcPr>
           <w:p>
-            <w:r>
-              <w:rPr>
-                <w:rFonts w:ascii="Arial" w:cs="Arial" w:eastAsia="Arial" w:hAnsi="Arial"/>
-                <w:sz w:val="20"/>
-                <w:szCs w:val="20"/>
+            <w:pPr>
+              <w:spacing w:after="80" w:before="80"/>
+            </w:pPr>
+            <w:r>
+              <w:rPr>
+                <w:rFonts w:ascii="Arial" w:cs="Arial" w:eastAsia="Arial" w:hAnsi="Arial"/>
+                <w:b/>
+                <w:bCs/>
+                <w:i w:val="false"/>
+                <w:iCs w:val="false"/>
+                <w:color w:val="000000"/>
+                <w:sz w:val="22"/>
+                <w:szCs w:val="22"/>
               </w:rPr>
               <w:t xml:space="preserve">Guided Practice</w:t>
+            </w:r>
+            <w:r>
+              <w:rPr>
+                <w:rFonts w:ascii="Arial" w:cs="Arial" w:eastAsia="Arial" w:hAnsi="Arial"/>
+                <w:sz w:val="20"/>
+                <w:szCs w:val="20"/>
+              </w:rPr>
+              <w:br/>
+              <w:t xml:space="preserve"/>
+            </w:r>
+            <w:r>
+              <w:rPr>
+                <w:rFonts w:ascii="Arial" w:cs="Arial" w:eastAsia="Arial" w:hAnsi="Arial"/>
+                <w:sz w:val="20"/>
+                <w:szCs w:val="20"/>
+              </w:rPr>
+              <w:br/>
+              <w:t xml:space="preserve"/>
+            </w:r>
+            <w:r>
+              <w:rPr>
+                <w:rFonts w:ascii="Arial" w:cs="Arial" w:eastAsia="Arial" w:hAnsi="Arial"/>
+                <w:b w:val="false"/>
+                <w:bCs w:val="false"/>
+                <w:i w:val="false"/>
+                <w:iCs w:val="false"/>
+                <w:color w:val="000000"/>
+                <w:sz w:val="20"/>
+                <w:szCs w:val="20"/>
+              </w:rPr>
+              <w:t xml:space="preserve">Activity: Create a Bank Account Override System</w:t>
+            </w:r>
+            <w:r>
+              <w:rPr>
+                <w:rFonts w:ascii="Arial" w:cs="Arial" w:eastAsia="Arial" w:hAnsi="Arial"/>
+                <w:sz w:val="20"/>
+                <w:szCs w:val="20"/>
+              </w:rPr>
+              <w:br/>
+              <w:t xml:space="preserve"/>
+            </w:r>
+            <w:r>
+              <w:rPr>
+                <w:rFonts w:ascii="Arial" w:cs="Arial" w:eastAsia="Arial" w:hAnsi="Arial"/>
+                <w:sz w:val="20"/>
+                <w:szCs w:val="20"/>
+              </w:rPr>
+              <w:br/>
+              <w:t xml:space="preserve"/>
+            </w:r>
+            <w:r>
+              <w:rPr>
+                <w:rFonts w:ascii="Arial" w:cs="Arial" w:eastAsia="Arial" w:hAnsi="Arial"/>
+                <w:b w:val="false"/>
+                <w:bCs w:val="false"/>
+                <w:i/>
+                <w:iCs/>
+                <w:color w:val="555555"/>
+                <w:sz w:val="20"/>
+                <w:szCs w:val="20"/>
+              </w:rPr>
+              <w:t xml:space="preserve">→ Teacher models — students try alongside, then compare results.</w:t>
             </w:r>
           </w:p>
         </w:tc>
@@ -435,9 +942,9 @@
               <w:right w:val="single" w:color="CCCCCC" w:sz="1"/>
             </w:tcBorders>
             <w:tcMar>
-              <w:top w:type="dxa" w:w="60"/>
+              <w:top w:type="dxa" w:w="80"/>
               <w:left w:type="dxa" w:w="120"/>
-              <w:bottom w:type="dxa" w:w="60"/>
+              <w:bottom w:type="dxa" w:w="80"/>
               <w:right w:type="dxa" w:w="120"/>
             </w:tcMar>
           </w:tcPr>
@@ -450,7 +957,7 @@
                 <w:sz w:val="20"/>
                 <w:szCs w:val="20"/>
               </w:rPr>
-              <w:t xml:space="preserve">15-20 min</w:t>
+              <w:t xml:space="preserve">15–20 min</w:t>
             </w:r>
           </w:p>
         </w:tc>
@@ -464,20 +971,164 @@
               <w:right w:val="single" w:color="CCCCCC" w:sz="1"/>
             </w:tcBorders>
             <w:tcMar>
-              <w:top w:type="dxa" w:w="60"/>
+              <w:top w:type="dxa" w:w="80"/>
               <w:left w:type="dxa" w:w="120"/>
-              <w:bottom w:type="dxa" w:w="60"/>
+              <w:bottom w:type="dxa" w:w="80"/>
               <w:right w:type="dxa" w:w="120"/>
             </w:tcMar>
           </w:tcPr>
           <w:p>
-            <w:r>
-              <w:rPr>
-                <w:rFonts w:ascii="Arial" w:cs="Arial" w:eastAsia="Arial" w:hAnsi="Arial"/>
-                <w:sz w:val="20"/>
-                <w:szCs w:val="20"/>
+            <w:pPr>
+              <w:spacing w:after="80" w:before="80"/>
+            </w:pPr>
+            <w:r>
+              <w:rPr>
+                <w:rFonts w:ascii="Arial" w:cs="Arial" w:eastAsia="Arial" w:hAnsi="Arial"/>
+                <w:b/>
+                <w:bCs/>
+                <w:i w:val="false"/>
+                <w:iCs w:val="false"/>
+                <w:color w:val="000000"/>
+                <w:sz w:val="22"/>
+                <w:szCs w:val="22"/>
               </w:rPr>
               <w:t xml:space="preserve">Independent Practice / Code Along</w:t>
+            </w:r>
+            <w:r>
+              <w:rPr>
+                <w:rFonts w:ascii="Arial" w:cs="Arial" w:eastAsia="Arial" w:hAnsi="Arial"/>
+                <w:sz w:val="20"/>
+                <w:szCs w:val="20"/>
+              </w:rPr>
+              <w:br/>
+              <w:t xml:space="preserve"/>
+            </w:r>
+            <w:r>
+              <w:rPr>
+                <w:rFonts w:ascii="Arial" w:cs="Arial" w:eastAsia="Arial" w:hAnsi="Arial"/>
+                <w:b/>
+                <w:bCs/>
+                <w:i w:val="false"/>
+                <w:iCs w:val="false"/>
+                <w:color w:val="000000"/>
+                <w:sz w:val="20"/>
+                <w:szCs w:val="20"/>
+              </w:rPr>
+              <w:t xml:space="preserve">    Beginner: </w:t>
+            </w:r>
+            <w:r>
+              <w:rPr>
+                <w:rFonts w:ascii="Arial" w:cs="Arial" w:eastAsia="Arial" w:hAnsi="Arial"/>
+                <w:b w:val="false"/>
+                <w:bCs w:val="false"/>
+                <w:i w:val="false"/>
+                <w:iCs w:val="false"/>
+                <w:color w:val="000000"/>
+                <w:sz w:val="20"/>
+                <w:szCs w:val="20"/>
+              </w:rPr>
+              <w:t xml:space="preserve">Create a Drink class with get_calories() returning 0. Override in Coffee (5), Soda (150), and Water (0). Create an array of drinks and calcu…</w:t>
+            </w:r>
+            <w:r>
+              <w:rPr>
+                <w:rFonts w:ascii="Arial" w:cs="Arial" w:eastAsia="Arial" w:hAnsi="Arial"/>
+                <w:sz w:val="20"/>
+                <w:szCs w:val="20"/>
+              </w:rPr>
+              <w:br/>
+              <w:t xml:space="preserve"/>
+            </w:r>
+            <w:r>
+              <w:rPr>
+                <w:rFonts w:ascii="Arial" w:cs="Arial" w:eastAsia="Arial" w:hAnsi="Arial"/>
+                <w:b/>
+                <w:bCs/>
+                <w:i w:val="false"/>
+                <w:iCs w:val="false"/>
+                <w:color w:val="000000"/>
+                <w:sz w:val="20"/>
+                <w:szCs w:val="20"/>
+              </w:rPr>
+              <w:t xml:space="preserve">    Intermediate: </w:t>
+            </w:r>
+            <w:r>
+              <w:rPr>
+                <w:rFonts w:ascii="Arial" w:cs="Arial" w:eastAsia="Arial" w:hAnsi="Arial"/>
+                <w:b w:val="false"/>
+                <w:bCs w:val="false"/>
+                <w:i w:val="false"/>
+                <w:iCs w:val="false"/>
+                <w:color w:val="000000"/>
+                <w:sz w:val="20"/>
+                <w:szCs w:val="20"/>
+              </w:rPr>
+              <w:t xml:space="preserve">Create Weapon with get_damage(). Override in Sword (50), Bow (35), Magic Staff (60). Override in Enchanted version of each to add 20 bonus d…</w:t>
+            </w:r>
+            <w:r>
+              <w:rPr>
+                <w:rFonts w:ascii="Arial" w:cs="Arial" w:eastAsia="Arial" w:hAnsi="Arial"/>
+                <w:sz w:val="20"/>
+                <w:szCs w:val="20"/>
+              </w:rPr>
+              <w:br/>
+              <w:t xml:space="preserve"/>
+            </w:r>
+            <w:r>
+              <w:rPr>
+                <w:rFonts w:ascii="Arial" w:cs="Arial" w:eastAsia="Arial" w:hAnsi="Arial"/>
+                <w:b/>
+                <w:bCs/>
+                <w:i w:val="false"/>
+                <w:iCs w:val="false"/>
+                <w:color w:val="000000"/>
+                <w:sz w:val="20"/>
+                <w:szCs w:val="20"/>
+              </w:rPr>
+              <w:t xml:space="preserve">    Challenge: </w:t>
+            </w:r>
+            <w:r>
+              <w:rPr>
+                <w:rFonts w:ascii="Arial" w:cs="Arial" w:eastAsia="Arial" w:hAnsi="Arial"/>
+                <w:b w:val="false"/>
+                <w:bCs w:val="false"/>
+                <w:i w:val="false"/>
+                <w:iCs w:val="false"/>
+                <w:color w:val="000000"/>
+                <w:sz w:val="20"/>
+                <w:szCs w:val="20"/>
+              </w:rPr>
+              <w:t xml:space="preserve">Create Animal with move(). Override appropriately for Fish (swim), Bird (fly), Dog (run). Create a mixed array and call move on each.…</w:t>
+            </w:r>
+            <w:r>
+              <w:rPr>
+                <w:rFonts w:ascii="Arial" w:cs="Arial" w:eastAsia="Arial" w:hAnsi="Arial"/>
+                <w:sz w:val="20"/>
+                <w:szCs w:val="20"/>
+              </w:rPr>
+              <w:br/>
+              <w:t xml:space="preserve"/>
+            </w:r>
+            <w:r>
+              <w:rPr>
+                <w:rFonts w:ascii="Arial" w:cs="Arial" w:eastAsia="Arial" w:hAnsi="Arial"/>
+                <w:sz w:val="20"/>
+                <w:szCs w:val="20"/>
+              </w:rPr>
+              <w:br/>
+              <w:t xml:space="preserve"/>
+            </w:r>
+            <w:r>
+              <w:rPr>
+                <w:rFonts w:ascii="Arial" w:cs="Arial" w:eastAsia="Arial" w:hAnsi="Arial"/>
+                <w:b w:val="false"/>
+                <w:bCs w:val="false"/>
+                <w:i/>
+                <w:iCs/>
+                <w:color w:val="555555"/>
+                <w:sz w:val="20"/>
+                <w:szCs w:val="20"/>
+              </w:rPr>
+              <w:t xml:space="preserve">→ Teacher circulates — offer hints, check for understanding.</w:t>
             </w:r>
           </w:p>
         </w:tc>
@@ -493,9 +1144,9 @@
               <w:right w:val="single" w:color="CCCCCC" w:sz="1"/>
             </w:tcBorders>
             <w:tcMar>
-              <w:top w:type="dxa" w:w="60"/>
+              <w:top w:type="dxa" w:w="80"/>
               <w:left w:type="dxa" w:w="120"/>
-              <w:bottom w:type="dxa" w:w="60"/>
+              <w:bottom w:type="dxa" w:w="80"/>
               <w:right w:type="dxa" w:w="120"/>
             </w:tcMar>
           </w:tcPr>
@@ -522,20 +1173,90 @@
               <w:right w:val="single" w:color="CCCCCC" w:sz="1"/>
             </w:tcBorders>
             <w:tcMar>
-              <w:top w:type="dxa" w:w="60"/>
+              <w:top w:type="dxa" w:w="80"/>
               <w:left w:type="dxa" w:w="120"/>
-              <w:bottom w:type="dxa" w:w="60"/>
+              <w:bottom w:type="dxa" w:w="80"/>
               <w:right w:type="dxa" w:w="120"/>
             </w:tcMar>
           </w:tcPr>
           <w:p>
-            <w:r>
-              <w:rPr>
-                <w:rFonts w:ascii="Arial" w:cs="Arial" w:eastAsia="Arial" w:hAnsi="Arial"/>
-                <w:sz w:val="20"/>
-                <w:szCs w:val="20"/>
+            <w:pPr>
+              <w:spacing w:after="80" w:before="80"/>
+            </w:pPr>
+            <w:r>
+              <w:rPr>
+                <w:rFonts w:ascii="Arial" w:cs="Arial" w:eastAsia="Arial" w:hAnsi="Arial"/>
+                <w:b/>
+                <w:bCs/>
+                <w:i w:val="false"/>
+                <w:iCs w:val="false"/>
+                <w:color w:val="000000"/>
+                <w:sz w:val="22"/>
+                <w:szCs w:val="22"/>
               </w:rPr>
               <w:t xml:space="preserve">Exit Ticket / Wrap-Up</w:t>
+            </w:r>
+            <w:r>
+              <w:rPr>
+                <w:rFonts w:ascii="Arial" w:cs="Arial" w:eastAsia="Arial" w:hAnsi="Arial"/>
+                <w:sz w:val="20"/>
+                <w:szCs w:val="20"/>
+              </w:rPr>
+              <w:br/>
+              <w:t xml:space="preserve"/>
+            </w:r>
+            <w:r>
+              <w:rPr>
+                <w:rFonts w:ascii="Arial" w:cs="Arial" w:eastAsia="Arial" w:hAnsi="Arial"/>
+                <w:sz w:val="20"/>
+                <w:szCs w:val="20"/>
+              </w:rPr>
+              <w:br/>
+              <w:t xml:space="preserve"/>
+            </w:r>
+            <w:r>
+              <w:rPr>
+                <w:rFonts w:ascii="Arial" w:cs="Arial" w:eastAsia="Arial" w:hAnsi="Arial"/>
+                <w:b w:val="false"/>
+                <w:bCs w:val="false"/>
+                <w:i w:val="false"/>
+                <w:iCs w:val="false"/>
+                <w:color w:val="000000"/>
+                <w:sz w:val="20"/>
+                <w:szCs w:val="20"/>
+              </w:rPr>
+              <w:t xml:space="preserve">Quick Check: Override parent methods in child classes to provide specialized behavior?</w:t>
+            </w:r>
+            <w:r>
+              <w:rPr>
+                <w:rFonts w:ascii="Arial" w:cs="Arial" w:eastAsia="Arial" w:hAnsi="Arial"/>
+                <w:sz w:val="20"/>
+                <w:szCs w:val="20"/>
+              </w:rPr>
+              <w:br/>
+              <w:t xml:space="preserve"/>
+            </w:r>
+            <w:r>
+              <w:rPr>
+                <w:rFonts w:ascii="Arial" w:cs="Arial" w:eastAsia="Arial" w:hAnsi="Arial"/>
+                <w:sz w:val="20"/>
+                <w:szCs w:val="20"/>
+              </w:rPr>
+              <w:br/>
+              <w:t xml:space="preserve"/>
+            </w:r>
+            <w:r>
+              <w:rPr>
+                <w:rFonts w:ascii="Arial" w:cs="Arial" w:eastAsia="Arial" w:hAnsi="Arial"/>
+                <w:b w:val="false"/>
+                <w:bCs w:val="false"/>
+                <w:i/>
+                <w:iCs/>
+                <w:color w:val="555555"/>
+                <w:sz w:val="20"/>
+                <w:szCs w:val="20"/>
+              </w:rPr>
+              <w:t xml:space="preserve">→ 3–2–1: Name 3 things learned, 2 new vocab words, 1 question you still have.</w:t>
             </w:r>
           </w:p>
         </w:tc>
@@ -684,19 +1405,6 @@
                 <w:sz w:val="18"/>
                 <w:szCs w:val="18"/>
               </w:rPr>
-              <w:t xml:space="preserve"># Simple override example</w:t>
-            </w:r>
-          </w:p>
-          <w:p>
-            <w:pPr>
-              <w:spacing w:after="20"/>
-            </w:pPr>
-            <w:r>
-              <w:rPr>
-                <w:rFonts w:ascii="Courier New" w:cs="Courier New" w:eastAsia="Courier New" w:hAnsi="Courier New"/>
-                <w:sz w:val="18"/>
-                <w:szCs w:val="18"/>
-              </w:rPr>
               <w:t xml:space="preserve">class Animal:</w:t>
             </w:r>
           </w:p>
@@ -931,7 +1639,7 @@
                 <w:sz w:val="18"/>
                 <w:szCs w:val="18"/>
               </w:rPr>
-              <w:t xml:space="preserve"># Polymorphism: same method, different behaviors</w:t>
+              <w:t xml:space="preserve"> </w:t>
             </w:r>
           </w:p>
           <w:p>
@@ -983,59 +1691,59 @@
                 <w:sz w:val="18"/>
                 <w:szCs w:val="18"/>
               </w:rPr>
-              <w:t xml:space="preserve"># Dog barks: Woof!</w:t>
-            </w:r>
-          </w:p>
-          <w:p>
-            <w:pPr>
-              <w:spacing w:after="20"/>
-            </w:pPr>
-            <w:r>
-              <w:rPr>
-                <w:rFonts w:ascii="Courier New" w:cs="Courier New" w:eastAsia="Courier New" w:hAnsi="Courier New"/>
-                <w:sz w:val="18"/>
-                <w:szCs w:val="18"/>
-              </w:rPr>
-              <w:t xml:space="preserve"># Cat meows: Meow!</w:t>
-            </w:r>
-          </w:p>
-          <w:p>
-            <w:pPr>
-              <w:spacing w:after="20"/>
-            </w:pPr>
-            <w:r>
-              <w:rPr>
-                <w:rFonts w:ascii="Courier New" w:cs="Courier New" w:eastAsia="Courier New" w:hAnsi="Courier New"/>
-                <w:sz w:val="18"/>
-                <w:szCs w:val="18"/>
-              </w:rPr>
-              <w:t xml:space="preserve"># Animal makes a sound</w:t>
-            </w:r>
-          </w:p>
-          <w:p>
-            <w:pPr>
-              <w:spacing w:after="20"/>
-            </w:pPr>
-            <w:r>
-              <w:rPr>
-                <w:rFonts w:ascii="Courier New" w:cs="Courier New" w:eastAsia="Courier New" w:hAnsi="Courier New"/>
-                <w:sz w:val="18"/>
-                <w:szCs w:val="18"/>
-              </w:rPr>
-              <w:t xml:space="preserve"> </w:t>
-            </w:r>
-          </w:p>
-          <w:p>
-            <w:pPr>
-              <w:spacing w:after="20"/>
-            </w:pPr>
-            <w:r>
-              <w:rPr>
-                <w:rFonts w:ascii="Courier New" w:cs="Courier New" w:eastAsia="Courier New" w:hAnsi="Courier New"/>
-                <w:sz w:val="18"/>
-                <w:szCs w:val="18"/>
-              </w:rPr>
-              <w:t xml:space="preserve"># Shape example</w:t>
+              <w:t xml:space="preserve"> </w:t>
+            </w:r>
+          </w:p>
+          <w:p>
+            <w:pPr>
+              <w:spacing w:after="20"/>
+            </w:pPr>
+            <w:r>
+              <w:rPr>
+                <w:rFonts w:ascii="Courier New" w:cs="Courier New" w:eastAsia="Courier New" w:hAnsi="Courier New"/>
+                <w:sz w:val="18"/>
+                <w:szCs w:val="18"/>
+              </w:rPr>
+              <w:t xml:space="preserve"> </w:t>
+            </w:r>
+          </w:p>
+          <w:p>
+            <w:pPr>
+              <w:spacing w:after="20"/>
+            </w:pPr>
+            <w:r>
+              <w:rPr>
+                <w:rFonts w:ascii="Courier New" w:cs="Courier New" w:eastAsia="Courier New" w:hAnsi="Courier New"/>
+                <w:sz w:val="18"/>
+                <w:szCs w:val="18"/>
+              </w:rPr>
+              <w:t xml:space="preserve"> </w:t>
+            </w:r>
+          </w:p>
+          <w:p>
+            <w:pPr>
+              <w:spacing w:after="20"/>
+            </w:pPr>
+            <w:r>
+              <w:rPr>
+                <w:rFonts w:ascii="Courier New" w:cs="Courier New" w:eastAsia="Courier New" w:hAnsi="Courier New"/>
+                <w:sz w:val="18"/>
+                <w:szCs w:val="18"/>
+              </w:rPr>
+              <w:t xml:space="preserve"> </w:t>
+            </w:r>
+          </w:p>
+          <w:p>
+            <w:pPr>
+              <w:spacing w:after="20"/>
+            </w:pPr>
+            <w:r>
+              <w:rPr>
+                <w:rFonts w:ascii="Courier New" w:cs="Courier New" w:eastAsia="Courier New" w:hAnsi="Courier New"/>
+                <w:sz w:val="18"/>
+                <w:szCs w:val="18"/>
+              </w:rPr>
+              <w:t xml:space="preserve"> </w:t>
             </w:r>
           </w:p>
           <w:p>
@@ -1516,7 +2224,7 @@
                 <w:sz w:val="18"/>
                 <w:szCs w:val="18"/>
               </w:rPr>
-              <w:t xml:space="preserve"># Employee salary calculation with override</w:t>
+              <w:t xml:space="preserve"> </w:t>
             </w:r>
           </w:p>
           <w:p>
@@ -2101,7 +2809,7 @@
                 <w:sz w:val="18"/>
                 <w:szCs w:val="18"/>
               </w:rPr>
-              <w:t xml:space="preserve"># Game character override example</w:t>
+              <w:t xml:space="preserve"> </w:t>
             </w:r>
           </w:p>
           <w:p>
@@ -2699,7 +3407,7 @@
                 <w:sz w:val="18"/>
                 <w:szCs w:val="18"/>
               </w:rPr>
-              <w:t xml:space="preserve"># Vehicle speed calculation</w:t>
+              <w:t xml:space="preserve"> </w:t>
             </w:r>
           </w:p>
           <w:p>
@@ -3154,7 +3862,7 @@
                 <w:sz w:val="18"/>
                 <w:szCs w:val="18"/>
               </w:rPr>
-              <w:t xml:space="preserve"># String representation override</w:t>
+              <w:t xml:space="preserve"> </w:t>
             </w:r>
           </w:p>
           <w:p>
@@ -4096,19 +4804,6 @@
                 <w:sz w:val="18"/>
                 <w:szCs w:val="18"/>
               </w:rPr>
-              <w:t xml:space="preserve"># Problem 1</w:t>
-            </w:r>
-          </w:p>
-          <w:p>
-            <w:pPr>
-              <w:spacing w:after="20"/>
-            </w:pPr>
-            <w:r>
-              <w:rPr>
-                <w:rFonts w:ascii="Courier New" w:cs="Courier New" w:eastAsia="Courier New" w:hAnsi="Courier New"/>
-                <w:sz w:val="18"/>
-                <w:szCs w:val="18"/>
-              </w:rPr>
               <w:t xml:space="preserve">class Drink:</w:t>
             </w:r>
           </w:p>
@@ -4369,7 +5064,7 @@
                 <w:sz w:val="18"/>
                 <w:szCs w:val="18"/>
               </w:rPr>
-              <w:t xml:space="preserve"># Problem 2</w:t>
+              <w:t xml:space="preserve"> </w:t>
             </w:r>
           </w:p>
           <w:p>
@@ -4746,7 +5441,7 @@
                 <w:sz w:val="18"/>
                 <w:szCs w:val="18"/>
               </w:rPr>
-              <w:t xml:space="preserve"># Problem 3</w:t>
+              <w:t xml:space="preserve"> </w:t>
             </w:r>
           </w:p>
           <w:p>

--- a/Coding 2 - year/Unit 2 - Object-Oriented Programming/Daily Lesson Plans/Word/Day 12.docx
+++ b/Coding 2 - year/Unit 2 - Object-Oriented Programming/Daily Lesson Plans/Word/Day 12.docx
@@ -380,7 +380,7 @@
                 <w:sz w:val="20"/>
                 <w:szCs w:val="20"/>
               </w:rPr>
-              <w:t xml:space="preserve">    In your own words: Override parent methods in child classes to provide specialized behavior?</w:t>
+              <w:t xml:space="preserve">    Think about Method Overriding. Where might you use this in a real project, and why would it matter?</w:t>
             </w:r>
             <w:r>
               <w:rPr>
@@ -477,7 +477,7 @@
                 <w:sz w:val="20"/>
                 <w:szCs w:val="20"/>
               </w:rPr>
-              <w:t xml:space="preserve">Today's Goal: By the end of class you will be able to override parent methods in child classes to provide specialized behavior.</w:t>
+              <w:t xml:space="preserve">Today’s Goal: By the end of class you will be able to override parent methods in child classes to provide specialized behavior.</w:t>
             </w:r>
             <w:r>
               <w:rPr>
@@ -1225,7 +1225,7 @@
                 <w:sz w:val="20"/>
                 <w:szCs w:val="20"/>
               </w:rPr>
-              <w:t xml:space="preserve">Quick Check: Override parent methods in child classes to provide specialized behavior?</w:t>
+              <w:t xml:space="preserve">What is one important thing you learned about Method Overriding today? How would you explain it to someone?</w:t>
             </w:r>
             <w:r>
               <w:rPr>
